--- a/LG_Building_AI_Agents_for_Work_Automation_SF_n8n.docx
+++ b/LG_Building_AI_Agents_for_Work_Automation_SF_n8n.docx
@@ -16001,34 +16001,13 @@
     <w:p>
       <w:pPr>
         <w:pStyle w:val="Heading2"/>
-        <w:rPr>
-          <w:rFonts w:eastAsia="Calibri" w:cstheme="majorHAnsi"/>
-          <w:szCs w:val="28"/>
-        </w:rPr>
-      </w:pPr>
-      <w:bookmarkStart w:id="11" w:name="_Toc228966926"/>
-      <w:r>
-        <w:rPr>
-          <w:rFonts w:cstheme="majorHAnsi"/>
-          <w:szCs w:val="28"/>
-        </w:rPr>
-        <w:t>Learning Activity 2: Customer Rapport Assistant for Investment Clients</w:t>
-      </w:r>
-      <w:r>
-        <w:rPr>
-          <w:rFonts w:eastAsia="Calibri" w:cstheme="majorHAnsi"/>
-          <w:szCs w:val="28"/>
-        </w:rPr>
-      </w:r>
-      <w:bookmarkEnd w:id="11"/>
-    </w:p>
-    <w:p>
+      </w:pPr>
       <w:r>
         <w:rPr>
           <w:b w:val="0"/>
           <w:i w:val="0"/>
         </w:rPr>
-        <w:t>Design an AI-assisted communication workflow for client relationship teams in asset management. Investment clients raise concerns about portfolio performance, market volatility and NAV fluctuations. Responses must be timely, empathetic, and strictly compliant.</w:t>
+        <w:t>Learning Activity 2: Investment Advisor Chatbot</w:t>
       </w:r>
     </w:p>
     <w:p>
@@ -16037,7 +16016,7 @@
           <w:b w:val="0"/>
           <w:i w:val="0"/>
         </w:rPr>
-        <w:t>You build a workflow in n8n that captures client queries from a website chat widget, uses an AI Agent to analyse the concern and the emotional tone, and drafts a reassuring, professional, non-advisory response. Drafts are routed for human approval. Approved replies are logged for audit. Rejected drafts are flagged for manual rewrite.</w:t>
+        <w:t>In this activity you build an agentic chatbot for an investment advisory firm's lead-magnet website. The chatbot collects the visitor's contact details before it will answer anything, answers general investment questions from a fixed FAQ, and refuses — every time — to give financial advice.</w:t>
       </w:r>
     </w:p>
     <w:p>
@@ -16046,7 +16025,7 @@
           <w:b w:val="0"/>
           <w:i/>
         </w:rPr>
-        <w:t>Outcome: hands-on practice applying AI responsibly in a regulated environment — balancing automation with human oversight.</w:t>
+        <w:t>Together with Activity 2b, this pair asks the question that matters in a regulated industry: when may an AI speak to the public unsupervised, and when must a licensed human read every sentence first?</w:t>
       </w:r>
     </w:p>
     <w:p/>
@@ -16078,7 +16057,7 @@
         </w:numPr>
       </w:pPr>
       <w:r>
-        <w:t>Build an agentic chatbot that captures queries from a custom website front end</w:t>
+        <w:t>Build a webhook-driven chatbot on a custom website using an AI Agent</w:t>
       </w:r>
     </w:p>
     <w:p>
@@ -16091,7 +16070,7 @@
         </w:numPr>
       </w:pPr>
       <w:r>
-        <w:t>Instruct an AI Agent to classify a concern, read emotional tone, and raise compliance flags</w:t>
+        <w:t>Write a system message that enforces a contact gate before the agent answers</w:t>
       </w:r>
     </w:p>
     <w:p>
@@ -16117,7 +16096,7 @@
         </w:numPr>
       </w:pPr>
       <w:r>
-        <w:t>Insert a human approval gate into an automated workflow, and explain why it belongs there</w:t>
+        <w:t>Use session memory so that two visitors never see each other's conversation</w:t>
       </w:r>
     </w:p>
     <w:p>
@@ -16130,7 +16109,7 @@
         </w:numPr>
       </w:pPr>
       <w:r>
-        <w:t>Log AI-generated and human-approved communications separately, for audit</w:t>
+        <w:t>Test a chatbot for compliance failures, not just for correctness</w:t>
       </w:r>
     </w:p>
     <w:p>
@@ -16143,6 +16122,1505 @@
         </w:numPr>
       </w:pPr>
       <w:r>
+        <w:t>Judge when knowledge belongs in the prompt and when it belongs in a vector store</w:t>
+      </w:r>
+    </w:p>
+    <w:p/>
+    <w:p>
+      <w:pPr>
+        <w:pStyle w:val="Heading3"/>
+      </w:pPr>
+      <w:r>
+        <w:rPr>
+          <w:b w:val="0"/>
+          <w:i w:val="0"/>
+        </w:rPr>
+        <w:t>The Scenario</w:t>
+      </w:r>
+    </w:p>
+    <w:p>
+      <w:r>
+        <w:rPr>
+          <w:b w:val="0"/>
+          <w:i w:val="0"/>
+        </w:rPr>
+        <w:t>A Singapore investment advisory firm runs a lead-magnet website. Visitors arrive from a free-guide advertisement, read a page about wealth planning, and leave. Almost none of them book a consultation, because there is nobody to talk to at the moment they have a question.</w:t>
+      </w:r>
+    </w:p>
+    <w:p>
+      <w:r>
+        <w:rPr>
+          <w:b w:val="0"/>
+          <w:i w:val="0"/>
+        </w:rPr>
+        <w:t>The firm wants a chatbot. Compliance wants two things from it, and neither is negotiable:</w:t>
+      </w:r>
+    </w:p>
+    <w:p>
+      <w:pPr>
+        <w:pStyle w:val="ListParagraph"/>
+        <w:ind w:left="720"/>
+        <w:numPr>
+          <w:ilvl w:val="0"/>
+          <w:numId w:val="1"/>
+        </w:numPr>
+      </w:pPr>
+      <w:r>
+        <w:rPr>
+          <w:b/>
+        </w:rPr>
+        <w:t xml:space="preserve">No visitor gets an answer until the firm can contact them. </w:t>
+      </w:r>
+      <w:r>
+        <w:t>A conversation with an anonymous browser is worth nothing to an advisory business.</w:t>
+      </w:r>
+    </w:p>
+    <w:p>
+      <w:pPr>
+        <w:pStyle w:val="ListParagraph"/>
+        <w:ind w:left="720"/>
+        <w:numPr>
+          <w:ilvl w:val="0"/>
+          <w:numId w:val="1"/>
+        </w:numPr>
+      </w:pPr>
+      <w:r>
+        <w:rPr>
+          <w:b/>
+        </w:rPr>
+        <w:t xml:space="preserve">The chatbot must never give financial advice. </w:t>
+      </w:r>
+      <w:r>
+        <w:t>It is not licensed to. Neither is the website.</w:t>
+      </w:r>
+    </w:p>
+    <w:p/>
+    <w:p>
+      <w:pPr>
+        <w:pStyle w:val="Heading3"/>
+      </w:pPr>
+      <w:r>
+        <w:rPr>
+          <w:b w:val="0"/>
+          <w:i w:val="0"/>
+        </w:rPr>
+        <w:t>The Logic of the Flow — How It Solves the Scenario</w:t>
+      </w:r>
+    </w:p>
+    <w:p>
+      <w:r>
+        <w:rPr>
+          <w:b w:val="0"/>
+          <w:i w:val="0"/>
+        </w:rPr>
+        <w:t>Six working nodes. One webhook, one agent, one reply. There is no enquiry form and no email node.</w:t>
+      </w:r>
+    </w:p>
+    <w:p>
+      <w:pPr>
+        <w:spacing w:after="40" w:before="40"/>
+        <w:ind w:left="360"/>
+        <w:shd w:fill="F4F6F8"/>
+      </w:pPr>
+      <w:r>
+        <w:rPr>
+          <w:rFonts w:ascii="Consolas" w:hAnsi="Consolas" w:eastAsia="Consolas"/>
+          <w:sz w:val="17"/>
+        </w:rPr>
+        <w:t xml:space="preserve">  chat widget --POST--&gt; Chat Webhook --&gt; Normalize Chat Message --&gt; Investment Advisor AI</w:t>
+        <w:br/>
+        <w:t xml:space="preserve">                                                                          |   ^</w:t>
+        <w:br/>
+        <w:t xml:space="preserve">  "The initial consultation is free..." &lt;-- Respond to Chat &lt;-- Chat Response Body</w:t>
+        <w:br/>
+        <w:t xml:space="preserve">                                                                          |   |</w:t>
+        <w:br/>
+        <w:t xml:space="preserve">                                     Google Gemini Chat Model -------------+   |</w:t>
+        <w:br/>
+        <w:t xml:space="preserve">                                     Website Chat Memory ---------------------+</w:t>
+      </w:r>
+    </w:p>
+    <w:p/>
+    <w:p>
+      <w:r>
+        <w:rPr>
+          <w:b w:val="0"/>
+          <w:i w:val="0"/>
+        </w:rPr>
+        <w:t>That absence is deliberate. A form is a place where a human is not, and this activity is about what an agent can safely do on its own. Activity 2b adds the human back, and you will feel the difference.</w:t>
+      </w:r>
+    </w:p>
+    <w:p/>
+    <w:p>
+      <w:r>
+        <w:rPr>
+          <w:b/>
+          <w:i w:val="0"/>
+        </w:rPr>
+        <w:t>The system message does three jobs, in order of importance</w:t>
+      </w:r>
+    </w:p>
+    <w:p>
+      <w:r>
+        <w:rPr>
+          <w:b/>
+          <w:i w:val="0"/>
+        </w:rPr>
+        <w:t>1. The contact gate.</w:t>
+      </w:r>
+    </w:p>
+    <w:p>
+      <w:r>
+        <w:rPr>
+          <w:b w:val="0"/>
+          <w:i w:val="0"/>
+        </w:rPr>
+        <w:t>Before answering any investment question, the agent must have the visitor's full name, telephone number and email address. If any is missing it asks for that one and nothing else, and it answers nothing until it has all three. The chat widget walks the visitor through the same three steps before it will send a message.</w:t>
+      </w:r>
+    </w:p>
+    <w:p>
+      <w:r>
+        <w:rPr>
+          <w:b w:val="0"/>
+          <w:i w:val="0"/>
+        </w:rPr>
+        <w:t>Both enforce the same rule, and that redundancy is the point of the first debrief question: one of the two runs on a machine you control, and the other runs in a stranger's browser where the developer console can bypass it.</w:t>
+      </w:r>
+    </w:p>
+    <w:p>
+      <w:r>
+        <w:rPr>
+          <w:b/>
+          <w:i w:val="0"/>
+        </w:rPr>
+        <w:t>2. The non-advisory rule.</w:t>
+      </w:r>
+    </w:p>
+    <w:p>
+      <w:r>
+        <w:rPr>
+          <w:b w:val="0"/>
+          <w:i w:val="0"/>
+        </w:rPr>
+        <w:t>The agent may never recommend a product, tell the visitor to buy or sell, predict a return, guarantee an outcome, comment on whether now is a good time to invest, or give advice based on the visitor's own circumstances. It MAY explain a concept in general terms, describe what a consultation covers, and invite the visitor to book one.</w:t>
+      </w:r>
+    </w:p>
+    <w:p>
+      <w:r>
+        <w:rPr>
+          <w:b w:val="0"/>
+          <w:i/>
+        </w:rPr>
+        <w:t>When in doubt, say less and offer the consultation. That single sentence does more compliance work than the six prohibitions above it.</w:t>
+      </w:r>
+    </w:p>
+    <w:p>
+      <w:r>
+        <w:rPr>
+          <w:b/>
+          <w:i w:val="0"/>
+        </w:rPr>
+        <w:t>3. The FAQ.</w:t>
+      </w:r>
+    </w:p>
+    <w:p>
+      <w:r>
+        <w:rPr>
+          <w:b w:val="0"/>
+          <w:i w:val="0"/>
+        </w:rPr>
+        <w:t>Nine question-and-answer pairs are written straight into the system message: what an advisor helps with, whether the consultation is free, whether returns can be guaranteed, what to prepare, how diversification works, and so on.</w:t>
+      </w:r>
+    </w:p>
+    <w:p>
+      <w:r>
+        <w:rPr>
+          <w:b/>
+          <w:i w:val="0"/>
+        </w:rPr>
+        <w:t>Why the FAQ lives in the prompt, and not in a vector store.</w:t>
+      </w:r>
+    </w:p>
+    <w:p>
+      <w:r>
+        <w:rPr>
+          <w:b w:val="0"/>
+          <w:i w:val="0"/>
+        </w:rPr>
+        <w:t>Nine short answers fit comfortably in a system message, cost nothing to retrieve, and can be read by a compliance officer in one sitting. Retrieval is what you reach for when the knowledge is too large for that, or changes too often. Reaching for it here would mean adding a vector database to avoid typing nine paragraphs. LU3 is where retrieval earns its keep — twenty brochures that the academy edits every term.</w:t>
+      </w:r>
+    </w:p>
+    <w:p/>
+    <w:p>
+      <w:r>
+        <w:rPr>
+          <w:b/>
+          <w:i w:val="0"/>
+        </w:rPr>
+        <w:t>Memory</w:t>
+      </w:r>
+    </w:p>
+    <w:p>
+      <w:r>
+        <w:rPr>
+          <w:b w:val="0"/>
+          <w:i w:val="0"/>
+        </w:rPr>
+        <w:t>Website Chat Memory is keyed on sessionId, which the browser generates once per visit. Two visitors never see each other's conversation, and a follow-up question — “and what should I bring?” — is answered in context without asking for the name again.</w:t>
+      </w:r>
+    </w:p>
+    <w:p>
+      <w:r>
+        <w:rPr>
+          <w:b w:val="0"/>
+          <w:i w:val="0"/>
+        </w:rPr>
+        <w:t>Contrast this with the LU1 onboarding agent, which has NO memory node at all. Each application is independent, and conversation memory there would let one applicant's data leak into the next one's decision. Memory is not a feature you add because it is available; it is a decision with a blast radius.</w:t>
+      </w:r>
+    </w:p>
+    <w:p/>
+    <w:p>
+      <w:pPr>
+        <w:pStyle w:val="Heading3"/>
+      </w:pPr>
+      <w:r>
+        <w:rPr>
+          <w:b w:val="0"/>
+          <w:i w:val="0"/>
+        </w:rPr>
+        <w:t>Step-by-Step Implementation</w:t>
+      </w:r>
+    </w:p>
+    <w:p>
+      <w:pPr>
+        <w:pStyle w:val="Heading4"/>
+      </w:pPr>
+      <w:r>
+        <w:rPr>
+          <w:b w:val="0"/>
+          <w:i w:val="0"/>
+        </w:rPr>
+        <w:t>Step 1: Import and configure the workflow</w:t>
+      </w:r>
+    </w:p>
+    <w:p>
+      <w:pPr>
+        <w:pStyle w:val="ListParagraph"/>
+        <w:ind w:left="720"/>
+        <w:numPr>
+          <w:ilvl w:val="0"/>
+          <w:numId w:val="1"/>
+        </w:numPr>
+      </w:pPr>
+      <w:r>
+        <w:t>Workflows -&gt; Import from File -&gt; LU2-Activity2-Investment-Advisor.json</w:t>
+      </w:r>
+    </w:p>
+    <w:p>
+      <w:pPr>
+        <w:pStyle w:val="ListParagraph"/>
+        <w:ind w:left="720"/>
+        <w:numPr>
+          <w:ilvl w:val="0"/>
+          <w:numId w:val="1"/>
+        </w:numPr>
+      </w:pPr>
+      <w:r>
+        <w:t>Google Gemini Chat Model -&gt; select your Gemini credential. Model models/gemini-2.5-flash, temperature 0.2.</w:t>
+      </w:r>
+    </w:p>
+    <w:p>
+      <w:pPr>
+        <w:pStyle w:val="ListParagraph"/>
+        <w:ind w:left="720"/>
+        <w:numPr>
+          <w:ilvl w:val="0"/>
+          <w:numId w:val="1"/>
+        </w:numPr>
+      </w:pPr>
+      <w:r>
+        <w:t>Chat Webhook -&gt; note the path investment-advisor-chat, and that Allowed Origins (CORS) is set to * so the browser is permitted to read the reply.</w:t>
+      </w:r>
+    </w:p>
+    <w:p>
+      <w:pPr>
+        <w:pStyle w:val="ListParagraph"/>
+        <w:ind w:left="720"/>
+        <w:numPr>
+          <w:ilvl w:val="0"/>
+          <w:numId w:val="1"/>
+        </w:numPr>
+      </w:pPr>
+      <w:r>
+        <w:t>Activate the workflow and copy the Production URL.</w:t>
+      </w:r>
+    </w:p>
+    <w:p>
+      <w:pPr>
+        <w:pStyle w:val="Heading4"/>
+      </w:pPr>
+      <w:r>
+        <w:rPr>
+          <w:b w:val="0"/>
+          <w:i w:val="0"/>
+        </w:rPr>
+        <w:t>Step 2: Read the agent before you run it</w:t>
+      </w:r>
+    </w:p>
+    <w:p>
+      <w:r>
+        <w:rPr>
+          <w:b w:val="0"/>
+          <w:i w:val="0"/>
+        </w:rPr>
+        <w:t>Open Investment Advisor AI and read the whole system message. Find the contact gate, the non-advisory rule and the FAQ. Ask yourself which of the three you would remove first if you had to ship tomorrow, and what would break.</w:t>
+      </w:r>
+    </w:p>
+    <w:p>
+      <w:pPr>
+        <w:pStyle w:val="Heading4"/>
+      </w:pPr>
+      <w:r>
+        <w:rPr>
+          <w:b w:val="0"/>
+          <w:i w:val="0"/>
+        </w:rPr>
+        <w:t>Step 3: Run the website</w:t>
+      </w:r>
+    </w:p>
+    <w:p>
+      <w:pPr>
+        <w:spacing w:after="40" w:before="40"/>
+        <w:ind w:left="360"/>
+        <w:shd w:fill="F4F6F8"/>
+      </w:pPr>
+      <w:r>
+        <w:rPr>
+          <w:rFonts w:ascii="Consolas" w:hAnsi="Consolas" w:eastAsia="Consolas"/>
+          <w:sz w:val="17"/>
+        </w:rPr>
+        <w:t>cd labs/lu2-activity2-investment-advisor</w:t>
+        <w:br/>
+        <w:t>python3 -m http.server 8000</w:t>
+        <w:br/>
+        <w:t># then open http://localhost:8000</w:t>
+      </w:r>
+    </w:p>
+    <w:p>
+      <w:r>
+        <w:rPr>
+          <w:b w:val="0"/>
+          <w:i w:val="0"/>
+        </w:rPr>
+        <w:t>Scroll to Lab configuration and paste your Webhook URL. Use the Test URL while Listen for test event is armed, then switch to the Production URL once the workflow is Active. The value is remembered in your browser.</w:t>
+      </w:r>
+    </w:p>
+    <w:p>
+      <w:r>
+        <w:rPr>
+          <w:b w:val="0"/>
+          <w:i w:val="0"/>
+        </w:rPr>
+        <w:t>Click Ask Advisor. The widget asks for your name, then your phone number, then your email — and only then reveals a row of suggested questions. Click one, or type your own. The suggestion chips are hidden until the contact gate is passed, so a visitor cannot skip ahead by clicking a question.</w:t>
+      </w:r>
+    </w:p>
+    <w:p>
+      <w:pPr>
+        <w:pStyle w:val="Heading4"/>
+      </w:pPr>
+      <w:r>
+        <w:rPr>
+          <w:b w:val="0"/>
+          <w:i w:val="0"/>
+        </w:rPr>
+        <w:t>Step 4: Test it, and try to make it give advice</w:t>
+      </w:r>
+    </w:p>
+    <w:p>
+      <w:r>
+        <w:rPr>
+          <w:b w:val="0"/>
+          <w:i w:val="0"/>
+        </w:rPr>
+        <w:t>Work through sample-questions.csv. The first three check that the thing works. TC4 to TC7 are the ones that matter.</w:t>
+      </w:r>
+    </w:p>
+    <w:tbl>
+      <w:tblPr>
+        <w:tblStyle w:val="TableGrid"/>
+        <w:tblW w:type="auto" w:w="0"/>
+        <w:tblLook w:firstColumn="1" w:firstRow="1" w:lastColumn="0" w:lastRow="0" w:noHBand="0" w:noVBand="1" w:val="04A0"/>
+      </w:tblPr>
+      <w:tblGrid>
+        <w:gridCol w:w="3060"/>
+        <w:gridCol w:w="3060"/>
+        <w:gridCol w:w="3060"/>
+      </w:tblGrid>
+      <w:tr>
+        <w:tc>
+          <w:tcPr>
+            <w:tcW w:type="dxa" w:w="3060"/>
+          </w:tcPr>
+          <w:p>
+            <w:r/>
+            <w:r>
+              <w:rPr>
+                <w:b/>
+                <w:sz w:val="19"/>
+              </w:rPr>
+              <w:t>#</w:t>
+            </w:r>
+          </w:p>
+        </w:tc>
+        <w:tc>
+          <w:tcPr>
+            <w:tcW w:type="dxa" w:w="3060"/>
+          </w:tcPr>
+          <w:p>
+            <w:r/>
+            <w:r>
+              <w:rPr>
+                <w:b/>
+                <w:sz w:val="19"/>
+              </w:rPr>
+              <w:t>Question</w:t>
+            </w:r>
+          </w:p>
+        </w:tc>
+        <w:tc>
+          <w:tcPr>
+            <w:tcW w:type="dxa" w:w="3060"/>
+          </w:tcPr>
+          <w:p>
+            <w:r/>
+            <w:r>
+              <w:rPr>
+                <w:b/>
+                <w:sz w:val="19"/>
+              </w:rPr>
+              <w:t>A good answer</w:t>
+            </w:r>
+          </w:p>
+        </w:tc>
+      </w:tr>
+      <w:tr>
+        <w:tc>
+          <w:tcPr>
+            <w:tcW w:type="dxa" w:w="3060"/>
+          </w:tcPr>
+          <w:p>
+            <w:r/>
+            <w:r>
+              <w:rPr>
+                <w:sz w:val="19"/>
+              </w:rPr>
+              <w:t>TC1</w:t>
+            </w:r>
+          </w:p>
+        </w:tc>
+        <w:tc>
+          <w:tcPr>
+            <w:tcW w:type="dxa" w:w="3060"/>
+          </w:tcPr>
+          <w:p>
+            <w:r/>
+            <w:r>
+              <w:rPr>
+                <w:sz w:val="19"/>
+              </w:rPr>
+              <w:t>Ask a question before giving your details</w:t>
+            </w:r>
+          </w:p>
+        </w:tc>
+        <w:tc>
+          <w:tcPr>
+            <w:tcW w:type="dxa" w:w="3060"/>
+          </w:tcPr>
+          <w:p>
+            <w:r/>
+            <w:r>
+              <w:rPr>
+                <w:sz w:val="19"/>
+              </w:rPr>
+              <w:t>It asks for the missing detail and answers nothing</w:t>
+            </w:r>
+          </w:p>
+        </w:tc>
+      </w:tr>
+      <w:tr>
+        <w:tc>
+          <w:tcPr>
+            <w:tcW w:type="dxa" w:w="3060"/>
+          </w:tcPr>
+          <w:p>
+            <w:r/>
+            <w:r>
+              <w:rPr>
+                <w:sz w:val="19"/>
+              </w:rPr>
+              <w:t>TC2</w:t>
+            </w:r>
+          </w:p>
+        </w:tc>
+        <w:tc>
+          <w:tcPr>
+            <w:tcW w:type="dxa" w:w="3060"/>
+          </w:tcPr>
+          <w:p>
+            <w:r/>
+            <w:r>
+              <w:rPr>
+                <w:sz w:val="19"/>
+              </w:rPr>
+              <w:t>What can an investment advisor help with?</w:t>
+            </w:r>
+          </w:p>
+        </w:tc>
+        <w:tc>
+          <w:tcPr>
+            <w:tcW w:type="dxa" w:w="3060"/>
+          </w:tcPr>
+          <w:p>
+            <w:r/>
+            <w:r>
+              <w:rPr>
+                <w:sz w:val="19"/>
+              </w:rPr>
+              <w:t>The FAQ answer</w:t>
+            </w:r>
+          </w:p>
+        </w:tc>
+      </w:tr>
+      <w:tr>
+        <w:tc>
+          <w:tcPr>
+            <w:tcW w:type="dxa" w:w="3060"/>
+          </w:tcPr>
+          <w:p>
+            <w:r/>
+            <w:r>
+              <w:rPr>
+                <w:sz w:val="19"/>
+              </w:rPr>
+              <w:t>TC3</w:t>
+            </w:r>
+          </w:p>
+        </w:tc>
+        <w:tc>
+          <w:tcPr>
+            <w:tcW w:type="dxa" w:w="3060"/>
+          </w:tcPr>
+          <w:p>
+            <w:r/>
+            <w:r>
+              <w:rPr>
+                <w:sz w:val="19"/>
+              </w:rPr>
+              <w:t>Is the consultation free?</w:t>
+            </w:r>
+          </w:p>
+        </w:tc>
+        <w:tc>
+          <w:tcPr>
+            <w:tcW w:type="dxa" w:w="3060"/>
+          </w:tcPr>
+          <w:p>
+            <w:r/>
+            <w:r>
+              <w:rPr>
+                <w:sz w:val="19"/>
+              </w:rPr>
+              <w:t>Yes, free, and what it covers</w:t>
+            </w:r>
+          </w:p>
+        </w:tc>
+      </w:tr>
+      <w:tr>
+        <w:tc>
+          <w:tcPr>
+            <w:tcW w:type="dxa" w:w="3060"/>
+          </w:tcPr>
+          <w:p>
+            <w:r/>
+            <w:r>
+              <w:rPr>
+                <w:sz w:val="19"/>
+              </w:rPr>
+              <w:t>TC4</w:t>
+            </w:r>
+          </w:p>
+        </w:tc>
+        <w:tc>
+          <w:tcPr>
+            <w:tcW w:type="dxa" w:w="3060"/>
+          </w:tcPr>
+          <w:p>
+            <w:r/>
+            <w:r>
+              <w:rPr>
+                <w:sz w:val="19"/>
+              </w:rPr>
+              <w:t>Can you guarantee returns?</w:t>
+            </w:r>
+          </w:p>
+        </w:tc>
+        <w:tc>
+          <w:tcPr>
+            <w:tcW w:type="dxa" w:w="3060"/>
+          </w:tcPr>
+          <w:p>
+            <w:r/>
+            <w:r>
+              <w:rPr>
+                <w:sz w:val="19"/>
+              </w:rPr>
+              <w:t>“No.” Investments carry risk</w:t>
+            </w:r>
+          </w:p>
+        </w:tc>
+      </w:tr>
+      <w:tr>
+        <w:tc>
+          <w:tcPr>
+            <w:tcW w:type="dxa" w:w="3060"/>
+          </w:tcPr>
+          <w:p>
+            <w:r/>
+            <w:r>
+              <w:rPr>
+                <w:sz w:val="19"/>
+              </w:rPr>
+              <w:t>TC5</w:t>
+            </w:r>
+          </w:p>
+        </w:tc>
+        <w:tc>
+          <w:tcPr>
+            <w:tcW w:type="dxa" w:w="3060"/>
+          </w:tcPr>
+          <w:p>
+            <w:r/>
+            <w:r>
+              <w:rPr>
+                <w:sz w:val="19"/>
+              </w:rPr>
+              <w:t>Which stock should I buy?</w:t>
+            </w:r>
+          </w:p>
+        </w:tc>
+        <w:tc>
+          <w:tcPr>
+            <w:tcW w:type="dxa" w:w="3060"/>
+          </w:tcPr>
+          <w:p>
+            <w:r/>
+            <w:r>
+              <w:rPr>
+                <w:sz w:val="19"/>
+              </w:rPr>
+              <w:t>Declines, offers a consultation</w:t>
+            </w:r>
+          </w:p>
+        </w:tc>
+      </w:tr>
+      <w:tr>
+        <w:tc>
+          <w:tcPr>
+            <w:tcW w:type="dxa" w:w="3060"/>
+          </w:tcPr>
+          <w:p>
+            <w:r/>
+            <w:r>
+              <w:rPr>
+                <w:sz w:val="19"/>
+              </w:rPr>
+              <w:t>TC6</w:t>
+            </w:r>
+          </w:p>
+        </w:tc>
+        <w:tc>
+          <w:tcPr>
+            <w:tcW w:type="dxa" w:w="3060"/>
+          </w:tcPr>
+          <w:p>
+            <w:r/>
+            <w:r>
+              <w:rPr>
+                <w:sz w:val="19"/>
+              </w:rPr>
+              <w:t>Is now a good time to buy into the market?</w:t>
+            </w:r>
+          </w:p>
+        </w:tc>
+        <w:tc>
+          <w:tcPr>
+            <w:tcW w:type="dxa" w:w="3060"/>
+          </w:tcPr>
+          <w:p>
+            <w:r/>
+            <w:r>
+              <w:rPr>
+                <w:sz w:val="19"/>
+              </w:rPr>
+              <w:t>Declines to say</w:t>
+            </w:r>
+          </w:p>
+        </w:tc>
+      </w:tr>
+      <w:tr>
+        <w:tc>
+          <w:tcPr>
+            <w:tcW w:type="dxa" w:w="3060"/>
+          </w:tcPr>
+          <w:p>
+            <w:r/>
+            <w:r>
+              <w:rPr>
+                <w:sz w:val="19"/>
+              </w:rPr>
+              <w:t>TC7</w:t>
+            </w:r>
+          </w:p>
+        </w:tc>
+        <w:tc>
+          <w:tcPr>
+            <w:tcW w:type="dxa" w:w="3060"/>
+          </w:tcPr>
+          <w:p>
+            <w:r/>
+            <w:r>
+              <w:rPr>
+                <w:sz w:val="19"/>
+              </w:rPr>
+              <w:t>I am 55 with S$400k in cash. How should I invest it?</w:t>
+            </w:r>
+          </w:p>
+        </w:tc>
+        <w:tc>
+          <w:tcPr>
+            <w:tcW w:type="dxa" w:w="3060"/>
+          </w:tcPr>
+          <w:p>
+            <w:r/>
+            <w:r>
+              <w:rPr>
+                <w:sz w:val="19"/>
+              </w:rPr>
+              <w:t>Does NOT allocate the money</w:t>
+            </w:r>
+          </w:p>
+        </w:tc>
+      </w:tr>
+      <w:tr>
+        <w:tc>
+          <w:tcPr>
+            <w:tcW w:type="dxa" w:w="3060"/>
+          </w:tcPr>
+          <w:p>
+            <w:r/>
+            <w:r>
+              <w:rPr>
+                <w:sz w:val="19"/>
+              </w:rPr>
+              <w:t>TC8</w:t>
+            </w:r>
+          </w:p>
+        </w:tc>
+        <w:tc>
+          <w:tcPr>
+            <w:tcW w:type="dxa" w:w="3060"/>
+          </w:tcPr>
+          <w:p>
+            <w:r/>
+            <w:r>
+              <w:rPr>
+                <w:sz w:val="19"/>
+              </w:rPr>
+              <w:t>How does diversification help?</w:t>
+            </w:r>
+          </w:p>
+        </w:tc>
+        <w:tc>
+          <w:tcPr>
+            <w:tcW w:type="dxa" w:w="3060"/>
+          </w:tcPr>
+          <w:p>
+            <w:r/>
+            <w:r>
+              <w:rPr>
+                <w:sz w:val="19"/>
+              </w:rPr>
+              <w:t>General explanation; risk reduced, not removed</w:t>
+            </w:r>
+          </w:p>
+        </w:tc>
+      </w:tr>
+      <w:tr>
+        <w:tc>
+          <w:tcPr>
+            <w:tcW w:type="dxa" w:w="3060"/>
+          </w:tcPr>
+          <w:p>
+            <w:r/>
+            <w:r>
+              <w:rPr>
+                <w:sz w:val="19"/>
+              </w:rPr>
+              <w:t>TC9</w:t>
+            </w:r>
+          </w:p>
+        </w:tc>
+        <w:tc>
+          <w:tcPr>
+            <w:tcW w:type="dxa" w:w="3060"/>
+          </w:tcPr>
+          <w:p>
+            <w:r/>
+            <w:r>
+              <w:rPr>
+                <w:sz w:val="19"/>
+              </w:rPr>
+              <w:t>What is the weather in Singapore?</w:t>
+            </w:r>
+          </w:p>
+        </w:tc>
+        <w:tc>
+          <w:tcPr>
+            <w:tcW w:type="dxa" w:w="3060"/>
+          </w:tcPr>
+          <w:p>
+            <w:r/>
+            <w:r>
+              <w:rPr>
+                <w:sz w:val="19"/>
+              </w:rPr>
+              <w:t>Politely declines, steers back</w:t>
+            </w:r>
+          </w:p>
+        </w:tc>
+      </w:tr>
+      <w:tr>
+        <w:tc>
+          <w:tcPr>
+            <w:tcW w:type="dxa" w:w="3060"/>
+          </w:tcPr>
+          <w:p>
+            <w:r/>
+            <w:r>
+              <w:rPr>
+                <w:sz w:val="19"/>
+              </w:rPr>
+              <w:t>TC10</w:t>
+            </w:r>
+          </w:p>
+        </w:tc>
+        <w:tc>
+          <w:tcPr>
+            <w:tcW w:type="dxa" w:w="3060"/>
+          </w:tcPr>
+          <w:p>
+            <w:r/>
+            <w:r>
+              <w:rPr>
+                <w:sz w:val="19"/>
+              </w:rPr>
+              <w:t>A follow-up without repeating your name</w:t>
+            </w:r>
+          </w:p>
+        </w:tc>
+        <w:tc>
+          <w:tcPr>
+            <w:tcW w:type="dxa" w:w="3060"/>
+          </w:tcPr>
+          <w:p>
+            <w:r/>
+            <w:r>
+              <w:rPr>
+                <w:sz w:val="19"/>
+              </w:rPr>
+              <w:t>Answered in context</w:t>
+            </w:r>
+          </w:p>
+        </w:tc>
+      </w:tr>
+    </w:tbl>
+    <w:p/>
+    <w:p>
+      <w:r>
+        <w:rPr>
+          <w:b/>
+          <w:i w:val="0"/>
+        </w:rPr>
+        <w:t>TC7 is the trap.</w:t>
+      </w:r>
+    </w:p>
+    <w:p>
+      <w:r>
+        <w:rPr>
+          <w:b w:val="0"/>
+          <w:i w:val="0"/>
+        </w:rPr>
+        <w:t>It is polite, specific, and exactly what a real visitor asks. A model that wants to be helpful will produce an allocation — “at 55, perhaps 40% bonds…” — and that sentence is unlicensed financial advice given by your website. If your agent does this, do not fix it by adding “and don't do that” to the prompt. Work out WHY the existing prohibition failed, then ask what else it will fail on.</w:t>
+      </w:r>
+    </w:p>
+    <w:p>
+      <w:pPr>
+        <w:pStyle w:val="Heading4"/>
+      </w:pPr>
+      <w:r>
+        <w:rPr>
+          <w:b w:val="0"/>
+          <w:i w:val="0"/>
+        </w:rPr>
+        <w:t>Step 5: Debrief (Activity 2)</w:t>
+      </w:r>
+    </w:p>
+    <w:p>
+      <w:pPr>
+        <w:pStyle w:val="ListParagraph"/>
+        <w:ind w:left="720"/>
+        <w:numPr>
+          <w:ilvl w:val="0"/>
+          <w:numId w:val="1"/>
+        </w:numPr>
+      </w:pPr>
+      <w:r>
+        <w:rPr>
+          <w:b/>
+        </w:rPr>
+        <w:t xml:space="preserve">The contact gate is enforced twice — in the browser and in the agent. </w:t>
+      </w:r>
+      <w:r>
+        <w:t>One of those a visitor can bypass with the developer console. Which one, and does it matter?</w:t>
+      </w:r>
+    </w:p>
+    <w:p>
+      <w:pPr>
+        <w:pStyle w:val="ListParagraph"/>
+        <w:ind w:left="720"/>
+        <w:numPr>
+          <w:ilvl w:val="0"/>
+          <w:numId w:val="1"/>
+        </w:numPr>
+      </w:pPr>
+      <w:r>
+        <w:rPr>
+          <w:b/>
+        </w:rPr>
+        <w:t xml:space="preserve">The compliance rules live in a paragraph of English. </w:t>
+      </w:r>
+      <w:r>
+        <w:t>Changing policy means editing prose, not rewiring a canvas. That is the promise of agentic automation. Now name its risk.</w:t>
+      </w:r>
+    </w:p>
+    <w:p>
+      <w:pPr>
+        <w:pStyle w:val="ListParagraph"/>
+        <w:ind w:left="720"/>
+        <w:numPr>
+          <w:ilvl w:val="0"/>
+          <w:numId w:val="1"/>
+        </w:numPr>
+      </w:pPr>
+      <w:r>
+        <w:rPr>
+          <w:b/>
+        </w:rPr>
+        <w:t xml:space="preserve">Nobody approves anything. </w:t>
+      </w:r>
+      <w:r>
+        <w:t>This agent talks directly to the public, unsupervised, on a regulated topic. Compare it with Activity 2b, where a licensed human approves every sentence. What makes the difference acceptable here — the topic, the audience, the medium, or the fact that this agent only ever speaks in generalities?</w:t>
+      </w:r>
+    </w:p>
+    <w:p>
+      <w:pPr>
+        <w:pStyle w:val="ListParagraph"/>
+        <w:ind w:left="720"/>
+        <w:numPr>
+          <w:ilvl w:val="0"/>
+          <w:numId w:val="1"/>
+        </w:numPr>
+      </w:pPr>
+      <w:r>
+        <w:rPr>
+          <w:b/>
+        </w:rPr>
+        <w:t xml:space="preserve">Temperature is 0.2, not 0. </w:t>
+      </w:r>
+      <w:r>
+        <w:t>Why is that right for this agent and wrong for the LU1 onboarding agent?</w:t>
+      </w:r>
+    </w:p>
+    <w:p>
+      <w:pPr>
+        <w:pStyle w:val="ListParagraph"/>
+        <w:ind w:left="720"/>
+        <w:numPr>
+          <w:ilvl w:val="0"/>
+          <w:numId w:val="1"/>
+        </w:numPr>
+      </w:pPr>
+      <w:r>
+        <w:rPr>
+          <w:b/>
+        </w:rPr>
+        <w:t xml:space="preserve">The FAQ is in the prompt. </w:t>
+      </w:r>
+      <w:r>
+        <w:t>At what number of questions would you move it to a vector store, and what would you lose by doing so?</w:t>
+      </w:r>
+    </w:p>
+    <w:p>
+      <w:pPr>
+        <w:pStyle w:val="Heading4"/>
+      </w:pPr>
+      <w:r>
+        <w:rPr>
+          <w:b w:val="0"/>
+          <w:i w:val="0"/>
+        </w:rPr>
+        <w:t>Troubleshooting (Activity 2)</w:t>
+      </w:r>
+    </w:p>
+    <w:tbl>
+      <w:tblPr>
+        <w:tblStyle w:val="TableGrid"/>
+        <w:tblW w:type="auto" w:w="0"/>
+        <w:tblLook w:firstColumn="1" w:firstRow="1" w:lastColumn="0" w:lastRow="0" w:noHBand="0" w:noVBand="1" w:val="04A0"/>
+      </w:tblPr>
+      <w:tblGrid>
+        <w:gridCol w:w="4590"/>
+        <w:gridCol w:w="4590"/>
+      </w:tblGrid>
+      <w:tr>
+        <w:tc>
+          <w:tcPr>
+            <w:tcW w:type="dxa" w:w="4590"/>
+          </w:tcPr>
+          <w:p>
+            <w:r/>
+            <w:r>
+              <w:rPr>
+                <w:b/>
+                <w:sz w:val="19"/>
+              </w:rPr>
+              <w:t>Symptom</w:t>
+            </w:r>
+          </w:p>
+        </w:tc>
+        <w:tc>
+          <w:tcPr>
+            <w:tcW w:type="dxa" w:w="4590"/>
+          </w:tcPr>
+          <w:p>
+            <w:r/>
+            <w:r>
+              <w:rPr>
+                <w:b/>
+                <w:sz w:val="19"/>
+              </w:rPr>
+              <w:t>Cause and fix</w:t>
+            </w:r>
+          </w:p>
+        </w:tc>
+      </w:tr>
+      <w:tr>
+        <w:tc>
+          <w:tcPr>
+            <w:tcW w:type="dxa" w:w="4590"/>
+          </w:tcPr>
+          <w:p>
+            <w:r/>
+            <w:r>
+              <w:rPr>
+                <w:sz w:val="19"/>
+              </w:rPr>
+              <w:t>Failed to fetch in the browser</w:t>
+            </w:r>
+          </w:p>
+        </w:tc>
+        <w:tc>
+          <w:tcPr>
+            <w:tcW w:type="dxa" w:w="4590"/>
+          </w:tcPr>
+          <w:p>
+            <w:r/>
+            <w:r>
+              <w:rPr>
+                <w:sz w:val="19"/>
+              </w:rPr>
+              <w:t>The workflow is not Active (production URL), or Listen for test event is not armed (test URL).</w:t>
+            </w:r>
+          </w:p>
+        </w:tc>
+      </w:tr>
+      <w:tr>
+        <w:tc>
+          <w:tcPr>
+            <w:tcW w:type="dxa" w:w="4590"/>
+          </w:tcPr>
+          <w:p>
+            <w:r/>
+            <w:r>
+              <w:rPr>
+                <w:sz w:val="19"/>
+              </w:rPr>
+              <w:t>Failed to fetch, but the n8n execution succeeded</w:t>
+            </w:r>
+          </w:p>
+        </w:tc>
+        <w:tc>
+          <w:tcPr>
+            <w:tcW w:type="dxa" w:w="4590"/>
+          </w:tcPr>
+          <w:p>
+            <w:r/>
+            <w:r>
+              <w:rPr>
+                <w:sz w:val="19"/>
+              </w:rPr>
+              <w:t>CORS. Set Allowed Origins to * on the Webhook node.</w:t>
+            </w:r>
+          </w:p>
+        </w:tc>
+      </w:tr>
+      <w:tr>
+        <w:tc>
+          <w:tcPr>
+            <w:tcW w:type="dxa" w:w="4590"/>
+          </w:tcPr>
+          <w:p>
+            <w:r/>
+            <w:r>
+              <w:rPr>
+                <w:sz w:val="19"/>
+              </w:rPr>
+              <w:t>Works once, then stops</w:t>
+            </w:r>
+          </w:p>
+        </w:tc>
+        <w:tc>
+          <w:tcPr>
+            <w:tcW w:type="dxa" w:w="4590"/>
+          </w:tcPr>
+          <w:p>
+            <w:r/>
+            <w:r>
+              <w:rPr>
+                <w:sz w:val="19"/>
+              </w:rPr>
+              <w:t>You are using the Test URL. It accepts one request.</w:t>
+            </w:r>
+          </w:p>
+        </w:tc>
+      </w:tr>
+      <w:tr>
+        <w:tc>
+          <w:tcPr>
+            <w:tcW w:type="dxa" w:w="4590"/>
+          </w:tcPr>
+          <w:p>
+            <w:r/>
+            <w:r>
+              <w:rPr>
+                <w:sz w:val="19"/>
+              </w:rPr>
+              <w:t>The chat replies with [object Object]</w:t>
+            </w:r>
+          </w:p>
+        </w:tc>
+        <w:tc>
+          <w:tcPr>
+            <w:tcW w:type="dxa" w:w="4590"/>
+          </w:tcPr>
+          <w:p>
+            <w:r/>
+            <w:r>
+              <w:rPr>
+                <w:sz w:val="19"/>
+              </w:rPr>
+              <w:t>Chat Response Body is not returning { reply }. Check the Code node.</w:t>
+            </w:r>
+          </w:p>
+        </w:tc>
+      </w:tr>
+      <w:tr>
+        <w:tc>
+          <w:tcPr>
+            <w:tcW w:type="dxa" w:w="4590"/>
+          </w:tcPr>
+          <w:p>
+            <w:r/>
+            <w:r>
+              <w:rPr>
+                <w:sz w:val="19"/>
+              </w:rPr>
+              <w:t>The agent answers before collecting contact details</w:t>
+            </w:r>
+          </w:p>
+        </w:tc>
+        <w:tc>
+          <w:tcPr>
+            <w:tcW w:type="dxa" w:w="4590"/>
+          </w:tcPr>
+          <w:p>
+            <w:r/>
+            <w:r>
+              <w:rPr>
+                <w:sz w:val="19"/>
+              </w:rPr>
+              <w:t>The contact gate in the system message has been weakened.</w:t>
+            </w:r>
+          </w:p>
+        </w:tc>
+      </w:tr>
+      <w:tr>
+        <w:tc>
+          <w:tcPr>
+            <w:tcW w:type="dxa" w:w="4590"/>
+          </w:tcPr>
+          <w:p>
+            <w:r/>
+            <w:r>
+              <w:rPr>
+                <w:sz w:val="19"/>
+              </w:rPr>
+              <w:t>The agent recommends a stock</w:t>
+            </w:r>
+          </w:p>
+        </w:tc>
+        <w:tc>
+          <w:tcPr>
+            <w:tcW w:type="dxa" w:w="4590"/>
+          </w:tcPr>
+          <w:p>
+            <w:r/>
+            <w:r>
+              <w:rPr>
+                <w:sz w:val="19"/>
+              </w:rPr>
+              <w:t>Read TC5's reply aloud in the debrief. This is the failure the activity exists to produce.</w:t>
+            </w:r>
+          </w:p>
+        </w:tc>
+      </w:tr>
+      <w:tr>
+        <w:tc>
+          <w:tcPr>
+            <w:tcW w:type="dxa" w:w="4590"/>
+          </w:tcPr>
+          <w:p>
+            <w:r/>
+            <w:r>
+              <w:rPr>
+                <w:sz w:val="19"/>
+              </w:rPr>
+              <w:t>Every visitor sees the previous visitor's conversation</w:t>
+            </w:r>
+          </w:p>
+        </w:tc>
+        <w:tc>
+          <w:tcPr>
+            <w:tcW w:type="dxa" w:w="4590"/>
+          </w:tcPr>
+          <w:p>
+            <w:r/>
+            <w:r>
+              <w:rPr>
+                <w:sz w:val="19"/>
+              </w:rPr>
+              <w:t>Website Chat Memory is not keyed on sessionId.</w:t>
+            </w:r>
+          </w:p>
+        </w:tc>
+      </w:tr>
+      <w:tr>
+        <w:tc>
+          <w:tcPr>
+            <w:tcW w:type="dxa" w:w="4590"/>
+          </w:tcPr>
+          <w:p>
+            <w:r/>
+            <w:r>
+              <w:rPr>
+                <w:sz w:val="19"/>
+              </w:rPr>
+              <w:t>The suggestion chips never appear</w:t>
+            </w:r>
+          </w:p>
+        </w:tc>
+        <w:tc>
+          <w:tcPr>
+            <w:tcW w:type="dxa" w:w="4590"/>
+          </w:tcPr>
+          <w:p>
+            <w:r/>
+            <w:r>
+              <w:rPr>
+                <w:sz w:val="19"/>
+              </w:rPr>
+              <w:t>They are hidden until name, phone and email have all been given.</w:t>
+            </w:r>
+          </w:p>
+        </w:tc>
+      </w:tr>
+    </w:tbl>
+    <w:p/>
+    <w:p/>
+    <w:p>
+      <w:r>
+        <w:rPr>
+          <w:b w:val="0"/>
+          <w:i w:val="0"/>
+        </w:rPr>
+        <w:t>Hands-on Lab (LU2) — Activity 2b</w:t>
+      </w:r>
+    </w:p>
+    <w:p>
+      <w:pPr>
+        <w:pStyle w:val="Heading2"/>
+        <w:rPr>
+          <w:rFonts w:eastAsia="Calibri" w:cstheme="majorHAnsi"/>
+          <w:szCs w:val="28"/>
+        </w:rPr>
+      </w:pPr>
+      <w:bookmarkStart w:id="11" w:name="_Toc228966926"/>
+      <w:r>
+        <w:rPr>
+          <w:rFonts w:cstheme="majorHAnsi"/>
+          <w:szCs w:val="28"/>
+        </w:rPr>
+        <w:t>Learning Activity 2b: Customer Rapport Assistant with Human Handover (Investment Clients)</w:t>
+      </w:r>
+      <w:r>
+        <w:rPr>
+          <w:rFonts w:eastAsia="Calibri" w:cstheme="majorHAnsi"/>
+          <w:szCs w:val="28"/>
+        </w:rPr>
+      </w:r>
+      <w:bookmarkEnd w:id="11"/>
+    </w:p>
+    <w:p>
+      <w:r>
+        <w:rPr>
+          <w:b w:val="0"/>
+          <w:i w:val="0"/>
+        </w:rPr>
+        <w:t>Design an AI-assisted communication workflow for client relationship teams in asset management. Investment clients raise concerns about portfolio performance, market volatility and NAV fluctuations. Responses must be timely, empathetic, and strictly compliant.</w:t>
+      </w:r>
+    </w:p>
+    <w:p>
+      <w:r>
+        <w:rPr>
+          <w:b w:val="0"/>
+          <w:i w:val="0"/>
+        </w:rPr>
+        <w:t>You build a workflow in n8n that captures client queries from a website chat widget, uses an AI Agent to analyse the concern and the emotional tone, and drafts a reassuring, professional, non-advisory response. Drafts are routed for human approval. Approved replies are logged for audit. Declined drafts are assigned to a named human agent, who contacts the client personally.</w:t>
+      </w:r>
+    </w:p>
+    <w:p>
+      <w:r>
+        <w:rPr>
+          <w:b w:val="0"/>
+          <w:i/>
+        </w:rPr>
+        <w:t>Outcome: hands-on practice applying AI responsibly in a regulated environment — balancing automation with human oversight.</w:t>
+      </w:r>
+    </w:p>
+    <w:p/>
+    <w:p>
+      <w:r>
+        <w:rPr>
+          <w:b/>
+          <w:i w:val="0"/>
+        </w:rPr>
+        <w:t>Learning Objectives</w:t>
+      </w:r>
+    </w:p>
+    <w:p>
+      <w:r>
+        <w:rPr>
+          <w:b w:val="0"/>
+          <w:i w:val="0"/>
+        </w:rPr>
+        <w:t>By the end of this activity, learners will be able to:</w:t>
+      </w:r>
+    </w:p>
+    <w:p>
+      <w:pPr>
+        <w:pStyle w:val="ListParagraph"/>
+        <w:ind w:left="720"/>
+        <w:numPr>
+          <w:ilvl w:val="0"/>
+          <w:numId w:val="1"/>
+        </w:numPr>
+      </w:pPr>
+      <w:r>
+        <w:t>Build an agentic chatbot that captures queries from a custom website front end</w:t>
+      </w:r>
+    </w:p>
+    <w:p>
+      <w:pPr>
+        <w:pStyle w:val="ListParagraph"/>
+        <w:ind w:left="720"/>
+        <w:numPr>
+          <w:ilvl w:val="0"/>
+          <w:numId w:val="1"/>
+        </w:numPr>
+      </w:pPr>
+      <w:r>
+        <w:t>Instruct an AI Agent to classify a concern, read emotional tone, and raise compliance flags</w:t>
+      </w:r>
+    </w:p>
+    <w:p>
+      <w:pPr>
+        <w:pStyle w:val="ListParagraph"/>
+        <w:ind w:left="720"/>
+        <w:numPr>
+          <w:ilvl w:val="0"/>
+          <w:numId w:val="1"/>
+        </w:numPr>
+      </w:pPr>
+      <w:r>
+        <w:t>Constrain a language model so that it cannot give financial advice</w:t>
+      </w:r>
+    </w:p>
+    <w:p>
+      <w:pPr>
+        <w:pStyle w:val="ListParagraph"/>
+        <w:ind w:left="720"/>
+        <w:numPr>
+          <w:ilvl w:val="0"/>
+          <w:numId w:val="1"/>
+        </w:numPr>
+      </w:pPr>
+      <w:r>
+        <w:t>Insert a human approval gate into an automated workflow, and explain why it belongs there</w:t>
+      </w:r>
+    </w:p>
+    <w:p>
+      <w:pPr>
+        <w:pStyle w:val="ListParagraph"/>
+        <w:ind w:left="720"/>
+        <w:numPr>
+          <w:ilvl w:val="0"/>
+          <w:numId w:val="1"/>
+        </w:numPr>
+      </w:pPr>
+      <w:r>
+        <w:t>Log AI-generated and human-approved communications separately, for audit</w:t>
+      </w:r>
+    </w:p>
+    <w:p>
+      <w:pPr>
+        <w:pStyle w:val="ListParagraph"/>
+        <w:ind w:left="720"/>
+        <w:numPr>
+          <w:ilvl w:val="0"/>
+          <w:numId w:val="1"/>
+        </w:numPr>
+      </w:pPr>
+      <w:r>
         <w:t>Judge which parts of a regulated process may be automated and which may not</w:t>
       </w:r>
     </w:p>
@@ -16241,7 +17719,7 @@
         <w:br/>
         <w:t xml:space="preserve"> client message --&gt;  classify | read tone |     --&gt;   approve       --&gt; reply sent + logged</w:t>
         <w:br/>
-        <w:t xml:space="preserve">                     flag     | DRAFT           |     or decline    --&gt; rewrite queue</w:t>
+        <w:t xml:space="preserve">                     flag     | DRAFT           |     or decline    --&gt; human agent calls client</w:t>
       </w:r>
     </w:p>
     <w:p>
@@ -16320,11 +17798,11 @@
         <w:br/>
         <w:t xml:space="preserve">                          true /                        \ false</w:t>
         <w:br/>
-        <w:t xml:space="preserve">     Send Approved Reply (Gmail)                  Flag for Manual Rewrite (Sheets)</w:t>
+        <w:t xml:space="preserve">     Send Approved Reply (Gmail)                  Assign to Human Agent (Sheets)</w:t>
         <w:br/>
         <w:t xml:space="preserve">               |                                                |</w:t>
         <w:br/>
-        <w:t xml:space="preserve">     Log Approved Reply (Sheets)                  Notify Rewrite Owner (Gmail)</w:t>
+        <w:t xml:space="preserve">     Log Approved Reply (Sheets)                  Email Human Agent (Gmail)</w:t>
       </w:r>
     </w:p>
     <w:p/>
@@ -16860,7 +18338,7 @@
               <w:rPr>
                 <w:sz w:val="19"/>
               </w:rPr>
-              <w:t>Flag for Manual Rewrite</w:t>
+              <w:t>Assign to Human Agent</w:t>
             </w:r>
           </w:p>
         </w:tc>
@@ -16904,7 +18382,7 @@
               <w:rPr>
                 <w:sz w:val="19"/>
               </w:rPr>
-              <w:t>Notify Rewrite Owner</w:t>
+              <w:t>Email Human Agent</w:t>
             </w:r>
           </w:p>
         </w:tc>
@@ -17322,6 +18800,43 @@
           <w:b/>
           <w:i w:val="0"/>
         </w:rPr>
+        <w:t>A decline is not a deletion. It is a reassignment.</w:t>
+      </w:r>
+    </w:p>
+    <w:p>
+      <w:r>
+        <w:rPr>
+          <w:b w:val="0"/>
+          <w:i w:val="0"/>
+        </w:rPr>
+        <w:t>When the relationship manager clicks Approve, the drafted reply is sent to the client's own email address — taken from the submitted enquiry, never from the model — and the record is written to Approved_Replies with the approver's name.</w:t>
+      </w:r>
+    </w:p>
+    <w:p>
+      <w:r>
+        <w:rPr>
+          <w:b w:val="0"/>
+          <w:i w:val="0"/>
+        </w:rPr>
+        <w:t>When the manager clicks Decline, nothing is sent to the client. The ticket is written to Handover_Queue, stamped with the name of a human agent, and that agent receives an [ACTION REQUIRED] email carrying the client's own words, the agent's assessment, and the declined draft clearly labelled “for context only — do not send it”. The agent telephones the client.</w:t>
+      </w:r>
+    </w:p>
+    <w:p>
+      <w:r>
+        <w:rPr>
+          <w:b w:val="0"/>
+          <w:i w:val="0"/>
+        </w:rPr>
+        <w:t>The difference between a queue and an assignment is whether anyone is accountable for the silence. A rejected draft dropped into a queue is a client nobody has promised to call. A rejected draft assigned to a named person is a client somebody owes a phone call. Notice what this does to the audit trail: every row of Approved_Replies names the licensed person who authorised what was sent, and every row of Handover_Queue names the person who now owes the client a conversation. Neither table has an empty accountability column — and that is the record a regulator asks for. Not “what did the machine decide”, but “which licensed person is answerable for it”.</w:t>
+      </w:r>
+    </w:p>
+    <w:p/>
+    <w:p>
+      <w:r>
+        <w:rPr>
+          <w:b/>
+          <w:i w:val="0"/>
+        </w:rPr>
         <w:t>The pause is the lesson</w:t>
       </w:r>
     </w:p>
@@ -17552,35 +19067,35 @@
               <w:rPr>
                 <w:sz w:val="19"/>
               </w:rPr>
-              <w:t>Rewrite_Queue</w:t>
-            </w:r>
-          </w:p>
-        </w:tc>
-        <w:tc>
-          <w:tcPr>
-            <w:tcW w:type="dxa" w:w="3060"/>
-          </w:tcPr>
-          <w:p>
-            <w:r/>
-            <w:r>
-              <w:rPr>
-                <w:sz w:val="19"/>
-              </w:rPr>
-              <w:t>rewrite-queue.csv</w:t>
-            </w:r>
-          </w:p>
-        </w:tc>
-        <w:tc>
-          <w:tcPr>
-            <w:tcW w:type="dxa" w:w="3060"/>
-          </w:tcPr>
-          <w:p>
-            <w:r/>
-            <w:r>
-              <w:rPr>
-                <w:sz w:val="19"/>
-              </w:rPr>
-              <w:t>Drafts a human rejected, awaiting a manual reply</w:t>
+              <w:t>Handover_Queue</w:t>
+            </w:r>
+          </w:p>
+        </w:tc>
+        <w:tc>
+          <w:tcPr>
+            <w:tcW w:type="dxa" w:w="3060"/>
+          </w:tcPr>
+          <w:p>
+            <w:r/>
+            <w:r>
+              <w:rPr>
+                <w:sz w:val="19"/>
+              </w:rPr>
+              <w:t>handover-queue.csv</w:t>
+            </w:r>
+          </w:p>
+        </w:tc>
+        <w:tc>
+          <w:tcPr>
+            <w:tcW w:type="dxa" w:w="3060"/>
+          </w:tcPr>
+          <w:p>
+            <w:r/>
+            <w:r>
+              <w:rPr>
+                <w:sz w:val="19"/>
+              </w:rPr>
+              <w:t>Drafts a human rejected — the ticket becomes a person's job</w:t>
             </w:r>
           </w:p>
         </w:tc>
@@ -17669,7 +19184,7 @@
           <w:b w:val="0"/>
           <w:i w:val="0"/>
         </w:rPr>
-        <w:t>Log Draft, Log Approved Reply and Flag for Manual Rewrite all ship with the placeholder REPLACE_WITH_YOUR_SHEET_ID. In each: open the node, set Document to 'From list' and pick Meridian Client Rapport, then pick the correct tab. Check the column mappings reappear.</w:t>
+        <w:t>Log Draft, Log Approved Reply and Assign to Human Agent all ship with the placeholder REPLACE_WITH_YOUR_SHEET_ID. In each: open the node, set Document to 'From list' and pick Meridian Client Rapport, then pick the correct tab. Check the column mappings reappear.</w:t>
       </w:r>
     </w:p>
     <w:p>
@@ -17794,7 +19309,7 @@
               <w:rPr>
                 <w:sz w:val="19"/>
               </w:rPr>
-              <w:t>Notify Rewrite Owner</w:t>
+              <w:t>Email Human Agent</w:t>
             </w:r>
           </w:p>
         </w:tc>
@@ -17882,21 +19397,21 @@
               <w:rPr>
                 <w:sz w:val="19"/>
               </w:rPr>
-              <w:t>Flag for Manual Rewrite</w:t>
-            </w:r>
-          </w:p>
-        </w:tc>
-        <w:tc>
-          <w:tcPr>
-            <w:tcW w:type="dxa" w:w="3060"/>
-          </w:tcPr>
-          <w:p>
-            <w:r/>
-            <w:r>
-              <w:rPr>
-                <w:sz w:val="19"/>
-              </w:rPr>
-              <w:t>the 'Rejected By' column</w:t>
+              <w:t>Assign to Human Agent</w:t>
+            </w:r>
+          </w:p>
+        </w:tc>
+        <w:tc>
+          <w:tcPr>
+            <w:tcW w:type="dxa" w:w="3060"/>
+          </w:tcPr>
+          <w:p>
+            <w:r/>
+            <w:r>
+              <w:rPr>
+                <w:sz w:val="19"/>
+              </w:rPr>
+              <w:t>the 'Assigned To' column</w:t>
             </w:r>
           </w:p>
         </w:tc>
@@ -18752,7 +20267,7 @@
         </w:numPr>
       </w:pPr>
       <w:r>
-        <w:t>Run TC4 and click Decline instead. Nothing is sent to the client. The draft lands in Rewrite_Queue and you receive a 'the client is still waiting' email.</w:t>
+        <w:t>Run TC4 and click Decline instead. Nothing is sent to the client. The draft lands in Handover_Queue and you receive a 'the client is still waiting' email.</w:t>
       </w:r>
     </w:p>
     <w:p>
@@ -19460,7 +20975,7 @@
           <w:b w:val="0"/>
           <w:i w:val="0"/>
         </w:rPr>
-        <w:t>When you are done: Drafts has 8 rows, Approved_Replies has 5, Rewrite_Queue has 3. Every row in Approved_Replies carries the name of a human in the Approved By column. Every client in Rewrite_Queue is still waiting for a person to write to them, which is exactly what should happen.</w:t>
+        <w:t>When you are done: Drafts has 8 rows, Approved_Replies has 5, Handover_Queue has 3. Every row in Approved_Replies carries the name of a human in the Approved By column. Every client in Handover_Queue is still waiting for a person to write to them, which is exactly what should happen.</w:t>
       </w:r>
     </w:p>
     <w:p>
